--- a/courseware/LP-Claude Microsoft 365 Masterclass (C197).docx
+++ b/courseware/LP-Claude Microsoft 365 Masterclass (C197).docx
@@ -179,7 +179,7 @@
           <w:color w:val="1F6FEB"/>
           <w:sz w:val="24"/>
         </w:rPr>
-        <w:t>Version 1.0</w:t>
+        <w:t>Version 2.0</w:t>
       </w:r>
     </w:p>
     <w:p>
@@ -322,7 +322,123 @@
               <w:rPr>
                 <w:sz w:val="19"/>
               </w:rPr>
-              <w:t>Initial release — C197 Claude Microsoft 365 Masterclass courseware.</w:t>
+              <w:t>Initial release.</w:t>
+            </w:r>
+          </w:p>
+        </w:tc>
+        <w:tc>
+          <w:tcPr>
+            <w:tcW w:type="dxa" w:w="2160"/>
+          </w:tcPr>
+          <w:p>
+            <w:r/>
+            <w:r>
+              <w:rPr>
+                <w:sz w:val="19"/>
+              </w:rPr>
+              <w:t>Jim Gan Chiu Liang (JL)</w:t>
+            </w:r>
+          </w:p>
+        </w:tc>
+      </w:tr>
+      <w:tr>
+        <w:tc>
+          <w:tcPr>
+            <w:tcW w:type="dxa" w:w="2160"/>
+          </w:tcPr>
+          <w:p>
+            <w:r/>
+            <w:r>
+              <w:rPr>
+                <w:sz w:val="19"/>
+              </w:rPr>
+              <w:t>1.1</w:t>
+            </w:r>
+          </w:p>
+        </w:tc>
+        <w:tc>
+          <w:tcPr>
+            <w:tcW w:type="dxa" w:w="2160"/>
+          </w:tcPr>
+          <w:p>
+            <w:r/>
+            <w:r>
+              <w:rPr>
+                <w:sz w:val="19"/>
+              </w:rPr>
+              <w:t>12 August 2026</w:t>
+            </w:r>
+          </w:p>
+        </w:tc>
+        <w:tc>
+          <w:tcPr>
+            <w:tcW w:type="dxa" w:w="2160"/>
+          </w:tcPr>
+          <w:p>
+            <w:r/>
+            <w:r>
+              <w:rPr>
+                <w:sz w:val="19"/>
+              </w:rPr>
+              <w:t>Visual redesign with current Office add-ins and connected review-pack labs.</w:t>
+            </w:r>
+          </w:p>
+        </w:tc>
+        <w:tc>
+          <w:tcPr>
+            <w:tcW w:type="dxa" w:w="2160"/>
+          </w:tcPr>
+          <w:p>
+            <w:r/>
+            <w:r>
+              <w:rPr>
+                <w:sz w:val="19"/>
+              </w:rPr>
+              <w:t>Jim Gan Chiu Liang (JL)</w:t>
+            </w:r>
+          </w:p>
+        </w:tc>
+      </w:tr>
+      <w:tr>
+        <w:tc>
+          <w:tcPr>
+            <w:tcW w:type="dxa" w:w="2160"/>
+          </w:tcPr>
+          <w:p>
+            <w:r/>
+            <w:r>
+              <w:rPr>
+                <w:sz w:val="19"/>
+              </w:rPr>
+              <w:t>2.0</w:t>
+            </w:r>
+          </w:p>
+        </w:tc>
+        <w:tc>
+          <w:tcPr>
+            <w:tcW w:type="dxa" w:w="2160"/>
+          </w:tcPr>
+          <w:p>
+            <w:r/>
+            <w:r>
+              <w:rPr>
+                <w:sz w:val="19"/>
+              </w:rPr>
+              <w:t>12 August 2026</w:t>
+            </w:r>
+          </w:p>
+        </w:tc>
+        <w:tc>
+          <w:tcPr>
+            <w:tcW w:type="dxa" w:w="2160"/>
+          </w:tcPr>
+          <w:p>
+            <w:r/>
+            <w:r>
+              <w:rPr>
+                <w:sz w:val="19"/>
+              </w:rPr>
+              <w:t>Expanded single-company curriculum; individual lab folders with realistic Office artifacts; planning, sustainability, HR, finance, Outlook, Cowork and Claude Code workflows.</w:t>
             </w:r>
           </w:p>
         </w:tc>
@@ -433,7 +549,7 @@
         </w:rPr>
         <w:t>Course Schedule</w:t>
         <w:tab/>
-        <w:t>4</w:t>
+        <w:t>5</w:t>
       </w:r>
     </w:p>
     <w:p>
@@ -451,9 +567,9 @@
           <w:color w:val="333333"/>
           <w:sz w:val="21"/>
         </w:rPr>
-        <w:t>Day 1 — Getting set up with Claude for Microsoft 365, then boosting productivity across Word, Excel, PowerPoint, Outlook and Teams</w:t>
+        <w:t>Day 1 — From governed Claude setup to a connected Lumina Living planning, analysis and automation workflow</w:t>
         <w:tab/>
-        <w:t>4</w:t>
+        <w:t>5</w:t>
       </w:r>
     </w:p>
     <w:p>
@@ -472,7 +588,7 @@
         </w:rPr>
         <w:t>Lab Reference (aligned to course topics)</w:t>
         <w:tab/>
-        <w:t>5</w:t>
+        <w:t>6</w:t>
       </w:r>
     </w:p>
     <w:p>
@@ -685,7 +801,7 @@
               <w:rPr>
                 <w:sz w:val="20"/>
               </w:rPr>
-              <w:t>Instructor-led, hands-on practical labs</w:t>
+              <w:t>Instructor-led, company-scenario workshops and hands-on practical labs</w:t>
             </w:r>
           </w:p>
         </w:tc>
@@ -744,7 +860,7 @@
         <w:rPr>
           <w:sz w:val="21"/>
         </w:rPr>
-        <w:t>LO1: Explain what Claude is and how it works alongside Microsoft 365, and set up Claude ready for work.</w:t>
+        <w:t>LO1: Select the right Claude and Microsoft 365 operating surface for a governed company task.</w:t>
       </w:r>
     </w:p>
     <w:p>
@@ -755,7 +871,7 @@
         <w:rPr>
           <w:sz w:val="21"/>
         </w:rPr>
-        <w:t>LO2: Connect Claude to your Microsoft 365 files and apps by uploading, pasting and using Projects and connectors.</w:t>
+        <w:t>LO2: Connect approved Microsoft 365 context and map permissions, sources and evidence boundaries.</w:t>
       </w:r>
     </w:p>
     <w:p>
@@ -766,7 +882,7 @@
         <w:rPr>
           <w:sz w:val="21"/>
         </w:rPr>
-        <w:t>LO3: Write clear, effective prompts that get accurate, usable results for everyday work tasks.</w:t>
+        <w:t>LO3: Direct Claude with an auditable prompt contract and a human approval gate.</w:t>
       </w:r>
     </w:p>
     <w:p>
@@ -777,7 +893,7 @@
         <w:rPr>
           <w:sz w:val="21"/>
         </w:rPr>
-        <w:t>LO4: Apply AI responsibly, securely and privately — knowing what to share, what to withhold and what to verify.</w:t>
+        <w:t>LO4: Produce a decision-ready marketing plan in Word from approved company evidence.</w:t>
       </w:r>
     </w:p>
     <w:p>
@@ -788,7 +904,7 @@
         <w:rPr>
           <w:sz w:val="21"/>
         </w:rPr>
-        <w:t>LO5: Use Claude to write, rewrite and summarise documents in Microsoft Word.</w:t>
+        <w:t>LO5: Develop an aligned strategic plan with choices, initiatives, owners, measures and risks.</w:t>
       </w:r>
     </w:p>
     <w:p>
@@ -799,7 +915,7 @@
         <w:rPr>
           <w:sz w:val="21"/>
         </w:rPr>
-        <w:t>LO6: Use Claude to analyse and explain data, and to build formulas, for Microsoft Excel.</w:t>
+        <w:t>LO6: Draft a sustainability report section and HR policy using source, legal and management review controls.</w:t>
       </w:r>
     </w:p>
     <w:p>
@@ -810,7 +926,7 @@
         <w:rPr>
           <w:sz w:val="21"/>
         </w:rPr>
-        <w:t>LO7: Use Claude to generate slide outlines and content for Microsoft PowerPoint.</w:t>
+        <w:t>LO7: Build a formula-driven financial analysis and executive dashboard in Excel.</w:t>
       </w:r>
     </w:p>
     <w:p>
@@ -821,7 +937,40 @@
         <w:rPr>
           <w:sz w:val="21"/>
         </w:rPr>
-        <w:t>LO8: Use Claude to draft and reply to messages in Microsoft Outlook and Teams.</w:t>
+        <w:t>LO8: Create a highly visual strategic and marketing PowerPoint with native Excel charts and evidence traceability.</w:t>
+      </w:r>
+    </w:p>
+    <w:p>
+      <w:pPr>
+        <w:pStyle w:val="ListBullet"/>
+      </w:pPr>
+      <w:r>
+        <w:rPr>
+          <w:sz w:val="21"/>
+        </w:rPr>
+        <w:t>LO9: Triage Outlook messages and prepare approval-based replies without bypassing the human send gate.</w:t>
+      </w:r>
+    </w:p>
+    <w:p>
+      <w:pPr>
+        <w:pStyle w:val="ListBullet"/>
+      </w:pPr>
+      <w:r>
+        <w:rPr>
+          <w:sz w:val="21"/>
+        </w:rPr>
+        <w:t>LO10: Use Claude Cowork with Microsoft 365 context to coordinate a multi-file planning workflow.</w:t>
+      </w:r>
+    </w:p>
+    <w:p>
+      <w:pPr>
+        <w:pStyle w:val="ListBullet"/>
+      </w:pPr>
+      <w:r>
+        <w:rPr>
+          <w:sz w:val="21"/>
+        </w:rPr>
+        <w:t>LO11: Use Claude Code and approved connectors to update Excel, search Outlook and produce a daily management brief.</w:t>
       </w:r>
     </w:p>
     <w:p>
@@ -889,7 +1038,7 @@
         <w:pStyle w:val="Heading2"/>
       </w:pPr>
       <w:r>
-        <w:t>Day 1 — Getting set up with Claude for Microsoft 365, then boosting productivity across Word, Excel, PowerPoint, Outlook and Teams</w:t>
+        <w:t>Day 1 — From governed Claude setup to a connected Lumina Living planning, analysis and automation workflow</w:t>
       </w:r>
     </w:p>
     <w:tbl>
@@ -974,7 +1123,7 @@
                 <w:b w:val="0"/>
                 <w:sz w:val="19"/>
               </w:rPr>
-              <w:t>9:30–9:50</w:t>
+              <w:t>9:30–9:45</w:t>
             </w:r>
           </w:p>
         </w:tc>
@@ -991,7 +1140,7 @@
                 <w:b w:val="0"/>
                 <w:sz w:val="19"/>
               </w:rPr>
-              <w:t>20 min</w:t>
+              <w:t>15 min</w:t>
             </w:r>
           </w:p>
         </w:tc>
@@ -1008,7 +1157,7 @@
                 <w:b w:val="0"/>
                 <w:sz w:val="19"/>
               </w:rPr>
-              <w:t>Welcome, course introduction, ground rules, and confirming Claude and Microsoft 365 access for the labs</w:t>
+              <w:t>Welcome, course orientation, company scenario and environment readiness</w:t>
             </w:r>
           </w:p>
         </w:tc>
@@ -1027,7 +1176,7 @@
                 <w:b/>
                 <w:sz w:val="19"/>
               </w:rPr>
-              <w:t>9:50–10:45</w:t>
+              <w:t>9:45–10:10</w:t>
             </w:r>
           </w:p>
         </w:tc>
@@ -1044,7 +1193,7 @@
                 <w:b w:val="0"/>
                 <w:sz w:val="19"/>
               </w:rPr>
-              <w:t>55 min</w:t>
+              <w:t>25 min</w:t>
             </w:r>
           </w:p>
         </w:tc>
@@ -1061,7 +1210,7 @@
                 <w:b/>
                 <w:sz w:val="19"/>
               </w:rPr>
-              <w:t>TOPIC 01 — Getting Started with Claude for Microsoft 365: what Claude is and how it works alongside Office; connecting Claude to your files and apps; effective prompting for work tasks; responsible, secure and private use of AI (concepts + live demo)</w:t>
+              <w:t>TOPIC 01 — Governed Foundations for Claude and Microsoft 365</w:t>
             </w:r>
           </w:p>
         </w:tc>
@@ -1079,7 +1228,7 @@
                 <w:b w:val="0"/>
                 <w:sz w:val="19"/>
               </w:rPr>
-              <w:t>10:45–11:30</w:t>
+              <w:t>10:10–11:15</w:t>
             </w:r>
           </w:p>
         </w:tc>
@@ -1095,7 +1244,7 @@
                 <w:b w:val="0"/>
                 <w:sz w:val="19"/>
               </w:rPr>
-              <w:t>45 min</w:t>
+              <w:t>65 min</w:t>
             </w:r>
           </w:p>
         </w:tc>
@@ -1111,7 +1260,7 @@
                 <w:b w:val="0"/>
                 <w:sz w:val="19"/>
               </w:rPr>
-              <w:t>Hands-on: Lab 1: Get Started with Claude for Microsoft 365; Lab 2: Connect Claude to Your Microsoft 365 Files and Apps</w:t>
+              <w:t>Hands-on: Lab 1: Choose and Activate the Right Claude Surface; Lab 2: Connect Microsoft 365 Context and Map Permissions; Lab 3: Build an Auditable Prompt and Review Contract</w:t>
             </w:r>
           </w:p>
         </w:tc>
@@ -1130,7 +1279,7 @@
                 <w:b w:val="0"/>
                 <w:sz w:val="19"/>
               </w:rPr>
-              <w:t>11:30–11:45</w:t>
+              <w:t>11:15–11:30</w:t>
             </w:r>
           </w:p>
         </w:tc>
@@ -1173,6 +1322,24 @@
         <w:tc>
           <w:tcPr>
             <w:tcW w:type="dxa" w:w="1656"/>
+            <w:shd w:val="clear" w:color="auto" w:fill="E8F0FE"/>
+          </w:tcPr>
+          <w:p>
+            <w:r/>
+            <w:r>
+              <w:rPr>
+                <w:rFonts w:ascii="Arial" w:hAnsi="Arial"/>
+                <w:b/>
+                <w:sz w:val="19"/>
+              </w:rPr>
+              <w:t>11:30–11:55</w:t>
+            </w:r>
+          </w:p>
+        </w:tc>
+        <w:tc>
+          <w:tcPr>
+            <w:tcW w:type="dxa" w:w="1296"/>
+            <w:shd w:val="clear" w:color="auto" w:fill="E8F0FE"/>
           </w:tcPr>
           <w:p>
             <w:r/>
@@ -1182,7 +1349,42 @@
                 <w:b w:val="0"/>
                 <w:sz w:val="19"/>
               </w:rPr>
-              <w:t>11:45–13:00</w:t>
+              <w:t>25 min</w:t>
+            </w:r>
+          </w:p>
+        </w:tc>
+        <w:tc>
+          <w:tcPr>
+            <w:tcW w:type="dxa" w:w="6840"/>
+            <w:shd w:val="clear" w:color="auto" w:fill="E8F0FE"/>
+          </w:tcPr>
+          <w:p>
+            <w:r/>
+            <w:r>
+              <w:rPr>
+                <w:rFonts w:ascii="Arial" w:hAnsi="Arial"/>
+                <w:b/>
+                <w:sz w:val="19"/>
+              </w:rPr>
+              <w:t>TOPIC 02 — Company Planning, Reporting and Policy Work</w:t>
+            </w:r>
+          </w:p>
+        </w:tc>
+      </w:tr>
+      <w:tr>
+        <w:tc>
+          <w:tcPr>
+            <w:tcW w:type="dxa" w:w="1656"/>
+          </w:tcPr>
+          <w:p>
+            <w:r/>
+            <w:r>
+              <w:rPr>
+                <w:rFonts w:ascii="Arial" w:hAnsi="Arial"/>
+                <w:b w:val="0"/>
+                <w:sz w:val="19"/>
+              </w:rPr>
+              <w:t>11:55–13:10</w:t>
             </w:r>
           </w:p>
         </w:tc>
@@ -1214,7 +1416,7 @@
                 <w:b w:val="0"/>
                 <w:sz w:val="19"/>
               </w:rPr>
-              <w:t>Hands-on: Lab 3: Write Effective Prompts for Everyday Work Tasks; Lab 4: Use AI Responsibly, Securely and Privately at Work</w:t>
+              <w:t>Hands-on: Lab 4: Create a Company Marketing Plan in Word; Lab 5: Develop a Strategic Plan with Owners and Measures; Lab 6: Draft Sustainability Reporting and HR Policy</w:t>
             </w:r>
           </w:p>
         </w:tc>
@@ -1233,7 +1435,7 @@
                 <w:b w:val="0"/>
                 <w:sz w:val="19"/>
               </w:rPr>
-              <w:t>13:00–14:00</w:t>
+              <w:t>13:10–14:10</w:t>
             </w:r>
           </w:p>
         </w:tc>
@@ -1286,7 +1488,7 @@
                 <w:b/>
                 <w:sz w:val="19"/>
               </w:rPr>
-              <w:t>14:00–14:50</w:t>
+              <w:t>14:10–14:35</w:t>
             </w:r>
           </w:p>
         </w:tc>
@@ -1303,7 +1505,7 @@
                 <w:b w:val="0"/>
                 <w:sz w:val="19"/>
               </w:rPr>
-              <w:t>50 min</w:t>
+              <w:t>25 min</w:t>
             </w:r>
           </w:p>
         </w:tc>
@@ -1320,7 +1522,7 @@
                 <w:b/>
                 <w:sz w:val="19"/>
               </w:rPr>
-              <w:t>TOPIC 02 — Boosting Productivity Across Microsoft 365 with Claude: writing, rewriting and summarising in Word; analysing and explaining data in Excel; generating slide content for PowerPoint; drafting and replying to email in Outlook and Teams (concepts + live demo)</w:t>
+              <w:t>TOPIC 03 — Financial Analysis and Executive Storytelling</w:t>
             </w:r>
           </w:p>
         </w:tc>
@@ -1338,7 +1540,7 @@
                 <w:b w:val="0"/>
                 <w:sz w:val="19"/>
               </w:rPr>
-              <w:t>14:50–15:30</w:t>
+              <w:t>14:35–15:25</w:t>
             </w:r>
           </w:p>
         </w:tc>
@@ -1354,7 +1556,7 @@
                 <w:b w:val="0"/>
                 <w:sz w:val="19"/>
               </w:rPr>
-              <w:t>40 min</w:t>
+              <w:t>50 min</w:t>
             </w:r>
           </w:p>
         </w:tc>
@@ -1370,7 +1572,7 @@
                 <w:b w:val="0"/>
                 <w:sz w:val="19"/>
               </w:rPr>
-              <w:t>Hands-on: Lab 5: Write, Rewrite and Summarise in Word</w:t>
+              <w:t>Hands-on: Lab 7: Build Financial Analysis and an Excel Dashboard</w:t>
             </w:r>
           </w:p>
         </w:tc>
@@ -1389,7 +1591,7 @@
                 <w:b w:val="0"/>
                 <w:sz w:val="19"/>
               </w:rPr>
-              <w:t>15:30–15:45</w:t>
+              <w:t>15:25–15:40</w:t>
             </w:r>
           </w:p>
         </w:tc>
@@ -1441,7 +1643,7 @@
                 <w:b w:val="0"/>
                 <w:sz w:val="19"/>
               </w:rPr>
-              <w:t>15:45–18:15</w:t>
+              <w:t>15:40–16:20</w:t>
             </w:r>
           </w:p>
         </w:tc>
@@ -1457,7 +1659,7 @@
                 <w:b w:val="0"/>
                 <w:sz w:val="19"/>
               </w:rPr>
-              <w:t>150 min</w:t>
+              <w:t>40 min</w:t>
             </w:r>
           </w:p>
         </w:tc>
@@ -1473,7 +1675,210 @@
                 <w:b w:val="0"/>
                 <w:sz w:val="19"/>
               </w:rPr>
-              <w:t>Hands-on: Lab 6: Analyse and Explain Data in Excel; Lab 7: Generate Slide Outlines and Content for PowerPoint; Lab 8: Draft and Reply to Email in Outlook and Teams</w:t>
+              <w:t>Hands-on: Lab 8: Create an Executive Strategy and Marketing Deck</w:t>
+            </w:r>
+          </w:p>
+        </w:tc>
+      </w:tr>
+      <w:tr>
+        <w:tc>
+          <w:tcPr>
+            <w:tcW w:type="dxa" w:w="1656"/>
+            <w:shd w:val="clear" w:color="auto" w:fill="E8F0FE"/>
+          </w:tcPr>
+          <w:p>
+            <w:r/>
+            <w:r>
+              <w:rPr>
+                <w:rFonts w:ascii="Arial" w:hAnsi="Arial"/>
+                <w:b/>
+                <w:sz w:val="19"/>
+              </w:rPr>
+              <w:t>16:20–16:40</w:t>
+            </w:r>
+          </w:p>
+        </w:tc>
+        <w:tc>
+          <w:tcPr>
+            <w:tcW w:type="dxa" w:w="1296"/>
+            <w:shd w:val="clear" w:color="auto" w:fill="E8F0FE"/>
+          </w:tcPr>
+          <w:p>
+            <w:r/>
+            <w:r>
+              <w:rPr>
+                <w:rFonts w:ascii="Arial" w:hAnsi="Arial"/>
+                <w:b w:val="0"/>
+                <w:sz w:val="19"/>
+              </w:rPr>
+              <w:t>20 min</w:t>
+            </w:r>
+          </w:p>
+        </w:tc>
+        <w:tc>
+          <w:tcPr>
+            <w:tcW w:type="dxa" w:w="6840"/>
+            <w:shd w:val="clear" w:color="auto" w:fill="E8F0FE"/>
+          </w:tcPr>
+          <w:p>
+            <w:r/>
+            <w:r>
+              <w:rPr>
+                <w:rFonts w:ascii="Arial" w:hAnsi="Arial"/>
+                <w:b/>
+                <w:sz w:val="19"/>
+              </w:rPr>
+              <w:t>TOPIC 04 — Agentic Coordination with Outlook, Cowork and Claude Code</w:t>
+            </w:r>
+          </w:p>
+        </w:tc>
+      </w:tr>
+      <w:tr>
+        <w:tc>
+          <w:tcPr>
+            <w:tcW w:type="dxa" w:w="1656"/>
+          </w:tcPr>
+          <w:p>
+            <w:r/>
+            <w:r>
+              <w:rPr>
+                <w:rFonts w:ascii="Arial" w:hAnsi="Arial"/>
+                <w:b w:val="0"/>
+                <w:sz w:val="19"/>
+              </w:rPr>
+              <w:t>16:40–17:10</w:t>
+            </w:r>
+          </w:p>
+        </w:tc>
+        <w:tc>
+          <w:tcPr>
+            <w:tcW w:type="dxa" w:w="1296"/>
+          </w:tcPr>
+          <w:p>
+            <w:r/>
+            <w:r>
+              <w:rPr>
+                <w:rFonts w:ascii="Arial" w:hAnsi="Arial"/>
+                <w:b w:val="0"/>
+                <w:sz w:val="19"/>
+              </w:rPr>
+              <w:t>30 min</w:t>
+            </w:r>
+          </w:p>
+        </w:tc>
+        <w:tc>
+          <w:tcPr>
+            <w:tcW w:type="dxa" w:w="6840"/>
+          </w:tcPr>
+          <w:p>
+            <w:r/>
+            <w:r>
+              <w:rPr>
+                <w:rFonts w:ascii="Arial" w:hAnsi="Arial"/>
+                <w:b w:val="0"/>
+                <w:sz w:val="19"/>
+              </w:rPr>
+              <w:t>Hands-on: Lab 9: Triage and Prepare Approved Outlook Replies</w:t>
+            </w:r>
+          </w:p>
+        </w:tc>
+      </w:tr>
+      <w:tr>
+        <w:tc>
+          <w:tcPr>
+            <w:tcW w:type="dxa" w:w="1656"/>
+          </w:tcPr>
+          <w:p>
+            <w:r/>
+            <w:r>
+              <w:rPr>
+                <w:rFonts w:ascii="Arial" w:hAnsi="Arial"/>
+                <w:b w:val="0"/>
+                <w:sz w:val="19"/>
+              </w:rPr>
+              <w:t>17:10–17:45</w:t>
+            </w:r>
+          </w:p>
+        </w:tc>
+        <w:tc>
+          <w:tcPr>
+            <w:tcW w:type="dxa" w:w="1296"/>
+          </w:tcPr>
+          <w:p>
+            <w:r/>
+            <w:r>
+              <w:rPr>
+                <w:rFonts w:ascii="Arial" w:hAnsi="Arial"/>
+                <w:b w:val="0"/>
+                <w:sz w:val="19"/>
+              </w:rPr>
+              <w:t>35 min</w:t>
+            </w:r>
+          </w:p>
+        </w:tc>
+        <w:tc>
+          <w:tcPr>
+            <w:tcW w:type="dxa" w:w="6840"/>
+          </w:tcPr>
+          <w:p>
+            <w:r/>
+            <w:r>
+              <w:rPr>
+                <w:rFonts w:ascii="Arial" w:hAnsi="Arial"/>
+                <w:b w:val="0"/>
+                <w:sz w:val="19"/>
+              </w:rPr>
+              <w:t>Hands-on: Lab 10: Coordinate the Planning Pack with Claude Cowork</w:t>
+            </w:r>
+          </w:p>
+        </w:tc>
+      </w:tr>
+      <w:tr>
+        <w:tc>
+          <w:tcPr>
+            <w:tcW w:type="dxa" w:w="1656"/>
+          </w:tcPr>
+          <w:p>
+            <w:r/>
+            <w:r>
+              <w:rPr>
+                <w:rFonts w:ascii="Arial" w:hAnsi="Arial"/>
+                <w:b w:val="0"/>
+                <w:sz w:val="19"/>
+              </w:rPr>
+              <w:t>17:45–18:15</w:t>
+            </w:r>
+          </w:p>
+        </w:tc>
+        <w:tc>
+          <w:tcPr>
+            <w:tcW w:type="dxa" w:w="1296"/>
+          </w:tcPr>
+          <w:p>
+            <w:r/>
+            <w:r>
+              <w:rPr>
+                <w:rFonts w:ascii="Arial" w:hAnsi="Arial"/>
+                <w:b w:val="0"/>
+                <w:sz w:val="19"/>
+              </w:rPr>
+              <w:t>30 min</w:t>
+            </w:r>
+          </w:p>
+        </w:tc>
+        <w:tc>
+          <w:tcPr>
+            <w:tcW w:type="dxa" w:w="6840"/>
+          </w:tcPr>
+          <w:p>
+            <w:r/>
+            <w:r>
+              <w:rPr>
+                <w:rFonts w:ascii="Arial" w:hAnsi="Arial"/>
+                <w:b w:val="0"/>
+                <w:sz w:val="19"/>
+              </w:rPr>
+              <w:t>Hands-on: Lab 11: Automate Excel, Outlook and a Daily Brief with Claude Code</w:t>
             </w:r>
           </w:p>
         </w:tc>
@@ -1526,7 +1931,7 @@
                 <w:b w:val="0"/>
                 <w:sz w:val="19"/>
               </w:rPr>
-              <w:t>Course wrap-up, your Claude-for-Microsoft-365 workflow and next steps</w:t>
+              <w:t>Integrated workflow review, transfer to work and next steps</w:t>
             </w:r>
           </w:p>
         </w:tc>
@@ -1631,7 +2036,7 @@
                 <w:b/>
                 <w:sz w:val="19"/>
               </w:rPr>
-              <w:t>Topic 01: Getting Started with Claude for Microsoft 365</w:t>
+              <w:t>Topic 01: Governed Foundations for Claude and Microsoft 365</w:t>
             </w:r>
           </w:p>
         </w:tc>
@@ -1648,7 +2053,7 @@
                 <w:b w:val="0"/>
                 <w:sz w:val="19"/>
               </w:rPr>
-              <w:t>50%</w:t>
+              <w:t>24%</w:t>
             </w:r>
           </w:p>
         </w:tc>
@@ -1664,7 +2069,7 @@
                 <w:b w:val="0"/>
                 <w:sz w:val="19"/>
               </w:rPr>
-              <w:t>Lab 1, Lab 2, Lab 3, Lab 4</w:t>
+              <w:t>Lab 1, Lab 2, Lab 3</w:t>
             </w:r>
           </w:p>
         </w:tc>
@@ -1683,7 +2088,7 @@
                 <w:b/>
                 <w:sz w:val="19"/>
               </w:rPr>
-              <w:t>Topic 02: Boosting Productivity Across Microsoft 365 with Claude</w:t>
+              <w:t>Topic 02: Company Planning, Reporting and Policy Work</w:t>
             </w:r>
           </w:p>
         </w:tc>
@@ -1700,7 +2105,7 @@
                 <w:b w:val="0"/>
                 <w:sz w:val="19"/>
               </w:rPr>
-              <w:t>50%</w:t>
+              <w:t>28%</w:t>
             </w:r>
           </w:p>
         </w:tc>
@@ -1716,7 +2121,111 @@
                 <w:b w:val="0"/>
                 <w:sz w:val="19"/>
               </w:rPr>
-              <w:t>Lab 5, Lab 6, Lab 7, Lab 8</w:t>
+              <w:t>Lab 4, Lab 5, Lab 6</w:t>
+            </w:r>
+          </w:p>
+        </w:tc>
+      </w:tr>
+      <w:tr>
+        <w:tc>
+          <w:tcPr>
+            <w:tcW w:type="dxa" w:w="2880"/>
+            <w:shd w:val="clear" w:color="auto" w:fill="E8F0FE"/>
+          </w:tcPr>
+          <w:p>
+            <w:r/>
+            <w:r>
+              <w:rPr>
+                <w:rFonts w:ascii="Arial" w:hAnsi="Arial"/>
+                <w:b/>
+                <w:sz w:val="19"/>
+              </w:rPr>
+              <w:t>Topic 03: Financial Analysis and Executive Storytelling</w:t>
+            </w:r>
+          </w:p>
+        </w:tc>
+        <w:tc>
+          <w:tcPr>
+            <w:tcW w:type="dxa" w:w="2880"/>
+            <w:shd w:val="clear" w:color="auto" w:fill="E8F0FE"/>
+          </w:tcPr>
+          <w:p>
+            <w:r/>
+            <w:r>
+              <w:rPr>
+                <w:rFonts w:ascii="Arial" w:hAnsi="Arial"/>
+                <w:b w:val="0"/>
+                <w:sz w:val="19"/>
+              </w:rPr>
+              <w:t>25%</w:t>
+            </w:r>
+          </w:p>
+        </w:tc>
+        <w:tc>
+          <w:tcPr>
+            <w:tcW w:type="dxa" w:w="2880"/>
+          </w:tcPr>
+          <w:p>
+            <w:r/>
+            <w:r>
+              <w:rPr>
+                <w:rFonts w:ascii="Arial" w:hAnsi="Arial"/>
+                <w:b w:val="0"/>
+                <w:sz w:val="19"/>
+              </w:rPr>
+              <w:t>Lab 7, Lab 8</w:t>
+            </w:r>
+          </w:p>
+        </w:tc>
+      </w:tr>
+      <w:tr>
+        <w:tc>
+          <w:tcPr>
+            <w:tcW w:type="dxa" w:w="2880"/>
+            <w:shd w:val="clear" w:color="auto" w:fill="E8F0FE"/>
+          </w:tcPr>
+          <w:p>
+            <w:r/>
+            <w:r>
+              <w:rPr>
+                <w:rFonts w:ascii="Arial" w:hAnsi="Arial"/>
+                <w:b/>
+                <w:sz w:val="19"/>
+              </w:rPr>
+              <w:t>Topic 04: Agentic Coordination with Outlook, Cowork and Claude Code</w:t>
+            </w:r>
+          </w:p>
+        </w:tc>
+        <w:tc>
+          <w:tcPr>
+            <w:tcW w:type="dxa" w:w="2880"/>
+            <w:shd w:val="clear" w:color="auto" w:fill="E8F0FE"/>
+          </w:tcPr>
+          <w:p>
+            <w:r/>
+            <w:r>
+              <w:rPr>
+                <w:rFonts w:ascii="Arial" w:hAnsi="Arial"/>
+                <w:b w:val="0"/>
+                <w:sz w:val="19"/>
+              </w:rPr>
+              <w:t>23%</w:t>
+            </w:r>
+          </w:p>
+        </w:tc>
+        <w:tc>
+          <w:tcPr>
+            <w:tcW w:type="dxa" w:w="2880"/>
+          </w:tcPr>
+          <w:p>
+            <w:r/>
+            <w:r>
+              <w:rPr>
+                <w:rFonts w:ascii="Arial" w:hAnsi="Arial"/>
+                <w:b w:val="0"/>
+                <w:sz w:val="19"/>
+              </w:rPr>
+              <w:t>Lab 9, Lab 10, Lab 11</w:t>
             </w:r>
           </w:p>
         </w:tc>

--- a/courseware/LP-Claude Microsoft 365 Masterclass (C197).docx
+++ b/courseware/LP-Claude Microsoft 365 Masterclass (C197).docx
@@ -179,7 +179,7 @@
           <w:color w:val="1F6FEB"/>
           <w:sz w:val="24"/>
         </w:rPr>
-        <w:t>Version 2.0</w:t>
+        <w:t>Version 3.0</w:t>
       </w:r>
     </w:p>
     <w:p>
@@ -457,6 +457,412 @@
           </w:p>
         </w:tc>
       </w:tr>
+      <w:tr>
+        <w:tc>
+          <w:tcPr>
+            <w:tcW w:type="dxa" w:w="2160"/>
+          </w:tcPr>
+          <w:p>
+            <w:r/>
+            <w:r>
+              <w:rPr>
+                <w:sz w:val="19"/>
+              </w:rPr>
+              <w:t>2.1</w:t>
+            </w:r>
+          </w:p>
+        </w:tc>
+        <w:tc>
+          <w:tcPr>
+            <w:tcW w:type="dxa" w:w="2160"/>
+          </w:tcPr>
+          <w:p>
+            <w:r/>
+            <w:r>
+              <w:rPr>
+                <w:sz w:val="19"/>
+              </w:rPr>
+              <w:t>13 August 2026</w:t>
+            </w:r>
+          </w:p>
+        </w:tc>
+        <w:tc>
+          <w:tcPr>
+            <w:tcW w:type="dxa" w:w="2160"/>
+          </w:tcPr>
+          <w:p>
+            <w:r/>
+            <w:r>
+              <w:rPr>
+                <w:sz w:val="19"/>
+              </w:rPr>
+              <w:t>Added the learner LMS login page with OTP sign-in instructions and the default-password fallback for course-material downloads.</w:t>
+            </w:r>
+          </w:p>
+        </w:tc>
+        <w:tc>
+          <w:tcPr>
+            <w:tcW w:type="dxa" w:w="2160"/>
+          </w:tcPr>
+          <w:p>
+            <w:r/>
+            <w:r>
+              <w:rPr>
+                <w:sz w:val="19"/>
+              </w:rPr>
+              <w:t>Jim Gan Chiu Liang (JL)</w:t>
+            </w:r>
+          </w:p>
+        </w:tc>
+      </w:tr>
+      <w:tr>
+        <w:tc>
+          <w:tcPr>
+            <w:tcW w:type="dxa" w:w="2160"/>
+          </w:tcPr>
+          <w:p>
+            <w:r/>
+            <w:r>
+              <w:rPr>
+                <w:sz w:val="19"/>
+              </w:rPr>
+              <w:t>2.2</w:t>
+            </w:r>
+          </w:p>
+        </w:tc>
+        <w:tc>
+          <w:tcPr>
+            <w:tcW w:type="dxa" w:w="2160"/>
+          </w:tcPr>
+          <w:p>
+            <w:r/>
+            <w:r>
+              <w:rPr>
+                <w:sz w:val="19"/>
+              </w:rPr>
+              <w:t>13 August 2026</w:t>
+            </w:r>
+          </w:p>
+        </w:tc>
+        <w:tc>
+          <w:tcPr>
+            <w:tcW w:type="dxa" w:w="2160"/>
+          </w:tcPr>
+          <w:p>
+            <w:r/>
+            <w:r>
+              <w:rPr>
+                <w:sz w:val="19"/>
+              </w:rPr>
+              <w:t>Clarified Lab 01, added the Claude in Chrome Outlook web fallback and screenshot, and introduced an explicit Surface Readiness workbook.</w:t>
+            </w:r>
+          </w:p>
+        </w:tc>
+        <w:tc>
+          <w:tcPr>
+            <w:tcW w:type="dxa" w:w="2160"/>
+          </w:tcPr>
+          <w:p>
+            <w:r/>
+            <w:r>
+              <w:rPr>
+                <w:sz w:val="19"/>
+              </w:rPr>
+              <w:t>Jim Gan Chiu Liang (JL)</w:t>
+            </w:r>
+          </w:p>
+        </w:tc>
+      </w:tr>
+      <w:tr>
+        <w:tc>
+          <w:tcPr>
+            <w:tcW w:type="dxa" w:w="2160"/>
+          </w:tcPr>
+          <w:p>
+            <w:r/>
+            <w:r>
+              <w:rPr>
+                <w:sz w:val="19"/>
+              </w:rPr>
+              <w:t>2.3</w:t>
+            </w:r>
+          </w:p>
+        </w:tc>
+        <w:tc>
+          <w:tcPr>
+            <w:tcW w:type="dxa" w:w="2160"/>
+          </w:tcPr>
+          <w:p>
+            <w:r/>
+            <w:r>
+              <w:rPr>
+                <w:sz w:val="19"/>
+              </w:rPr>
+              <w:t>13 August 2026</w:t>
+            </w:r>
+          </w:p>
+        </w:tc>
+        <w:tc>
+          <w:tcPr>
+            <w:tcW w:type="dxa" w:w="2160"/>
+          </w:tcPr>
+          <w:p>
+            <w:r/>
+            <w:r>
+              <w:rPr>
+                <w:sz w:val="19"/>
+              </w:rPr>
+              <w:t>Expanded Lab 01 to install and compare Office add-ins and the Microsoft 365 connector, then added an approval-gated Claude in Chrome draft-and-send demonstration.</w:t>
+            </w:r>
+          </w:p>
+        </w:tc>
+        <w:tc>
+          <w:tcPr>
+            <w:tcW w:type="dxa" w:w="2160"/>
+          </w:tcPr>
+          <w:p>
+            <w:r/>
+            <w:r>
+              <w:rPr>
+                <w:sz w:val="19"/>
+              </w:rPr>
+              <w:t>Jim Gan Chiu Liang (JL)</w:t>
+            </w:r>
+          </w:p>
+        </w:tc>
+      </w:tr>
+      <w:tr>
+        <w:tc>
+          <w:tcPr>
+            <w:tcW w:type="dxa" w:w="2160"/>
+          </w:tcPr>
+          <w:p>
+            <w:r/>
+            <w:r>
+              <w:rPr>
+                <w:sz w:val="19"/>
+              </w:rPr>
+              <w:t>2.4</w:t>
+            </w:r>
+          </w:p>
+        </w:tc>
+        <w:tc>
+          <w:tcPr>
+            <w:tcW w:type="dxa" w:w="2160"/>
+          </w:tcPr>
+          <w:p>
+            <w:r/>
+            <w:r>
+              <w:rPr>
+                <w:sz w:val="19"/>
+              </w:rPr>
+              <w:t>13 August 2026</w:t>
+            </w:r>
+          </w:p>
+        </w:tc>
+        <w:tc>
+          <w:tcPr>
+            <w:tcW w:type="dxa" w:w="2160"/>
+          </w:tcPr>
+          <w:p>
+            <w:r/>
+            <w:r>
+              <w:rPr>
+                <w:sz w:val="19"/>
+              </w:rPr>
+              <w:t>Imported all seven screenshots from the root screenshot deck, including the connector directory, consent flow, Chrome draft and Sent Items confirmation; privacy-safe copies replace identifying screens.</w:t>
+            </w:r>
+          </w:p>
+        </w:tc>
+        <w:tc>
+          <w:tcPr>
+            <w:tcW w:type="dxa" w:w="2160"/>
+          </w:tcPr>
+          <w:p>
+            <w:r/>
+            <w:r>
+              <w:rPr>
+                <w:sz w:val="19"/>
+              </w:rPr>
+              <w:t>Jim Gan Chiu Liang (JL)</w:t>
+            </w:r>
+          </w:p>
+        </w:tc>
+      </w:tr>
+      <w:tr>
+        <w:tc>
+          <w:tcPr>
+            <w:tcW w:type="dxa" w:w="2160"/>
+          </w:tcPr>
+          <w:p>
+            <w:r/>
+            <w:r>
+              <w:rPr>
+                <w:sz w:val="19"/>
+              </w:rPr>
+              <w:t>3.0</w:t>
+            </w:r>
+          </w:p>
+        </w:tc>
+        <w:tc>
+          <w:tcPr>
+            <w:tcW w:type="dxa" w:w="2160"/>
+          </w:tcPr>
+          <w:p>
+            <w:r/>
+            <w:r>
+              <w:rPr>
+                <w:sz w:val="19"/>
+              </w:rPr>
+              <w:t>14 August 2026</w:t>
+            </w:r>
+          </w:p>
+        </w:tc>
+        <w:tc>
+          <w:tcPr>
+            <w:tcW w:type="dxa" w:w="2160"/>
+          </w:tcPr>
+          <w:p>
+            <w:r/>
+            <w:r>
+              <w:rPr>
+                <w:sz w:val="19"/>
+              </w:rPr>
+              <w:t>Rebuilt as a single HR scenario across 16 labs: setup, Excel screening and analysis, Word policy and hiring, PowerPoint reporting, Outlook replies via the connector and Claude for Chrome, then Skills, Cowork, Scheduled tasks and Projects. All labs run on local files with five plain-English steps each.</w:t>
+            </w:r>
+          </w:p>
+        </w:tc>
+        <w:tc>
+          <w:tcPr>
+            <w:tcW w:type="dxa" w:w="2160"/>
+          </w:tcPr>
+          <w:p>
+            <w:r/>
+            <w:r>
+              <w:rPr>
+                <w:sz w:val="19"/>
+              </w:rPr>
+              <w:t>Jim Gan Chiu Liang (JL)</w:t>
+            </w:r>
+          </w:p>
+        </w:tc>
+      </w:tr>
+      <w:tr>
+        <w:tc>
+          <w:tcPr>
+            <w:tcW w:type="dxa" w:w="2160"/>
+          </w:tcPr>
+          <w:p>
+            <w:r/>
+            <w:r>
+              <w:rPr>
+                <w:sz w:val="19"/>
+              </w:rPr>
+              <w:t>2.6</w:t>
+            </w:r>
+          </w:p>
+        </w:tc>
+        <w:tc>
+          <w:tcPr>
+            <w:tcW w:type="dxa" w:w="2160"/>
+          </w:tcPr>
+          <w:p>
+            <w:r/>
+            <w:r>
+              <w:rPr>
+                <w:sz w:val="19"/>
+              </w:rPr>
+              <w:t>13 August 2026</w:t>
+            </w:r>
+          </w:p>
+        </w:tc>
+        <w:tc>
+          <w:tcPr>
+            <w:tcW w:type="dxa" w:w="2160"/>
+          </w:tcPr>
+          <w:p>
+            <w:r/>
+            <w:r>
+              <w:rPr>
+                <w:sz w:val="19"/>
+              </w:rPr>
+              <w:t>Rebuilt the whole course around one HR scenario in plain English: 11 labs of five local steps each, no tenant or connector dependency, renamed lab folders and workbooks, and Lab 01 rewritten as a candidate shortlisting exercise that writes directly into Excel.</w:t>
+            </w:r>
+          </w:p>
+        </w:tc>
+        <w:tc>
+          <w:tcPr>
+            <w:tcW w:type="dxa" w:w="2160"/>
+          </w:tcPr>
+          <w:p>
+            <w:r/>
+            <w:r>
+              <w:rPr>
+                <w:sz w:val="19"/>
+              </w:rPr>
+              <w:t>Jim Gan Chiu Liang (JL)</w:t>
+            </w:r>
+          </w:p>
+        </w:tc>
+      </w:tr>
+      <w:tr>
+        <w:tc>
+          <w:tcPr>
+            <w:tcW w:type="dxa" w:w="2160"/>
+          </w:tcPr>
+          <w:p>
+            <w:r/>
+            <w:r>
+              <w:rPr>
+                <w:sz w:val="19"/>
+              </w:rPr>
+              <w:t>2.5</w:t>
+            </w:r>
+          </w:p>
+        </w:tc>
+        <w:tc>
+          <w:tcPr>
+            <w:tcW w:type="dxa" w:w="2160"/>
+          </w:tcPr>
+          <w:p>
+            <w:r/>
+            <w:r>
+              <w:rPr>
+                <w:sz w:val="19"/>
+              </w:rPr>
+              <w:t>13 August 2026</w:t>
+            </w:r>
+          </w:p>
+        </w:tc>
+        <w:tc>
+          <w:tcPr>
+            <w:tcW w:type="dxa" w:w="2160"/>
+          </w:tcPr>
+          <w:p>
+            <w:r/>
+            <w:r>
+              <w:rPr>
+                <w:sz w:val="19"/>
+              </w:rPr>
+              <w:t>Simplified Lab 01 to a trainer-led three-route demonstration, one controlled Outlook exercise and one learner checklist; moved the Prompt and Review Contract back to Lab 03. Corrected the Word, Excel and PowerPoint prompt examples to name the exact file each one requires, and marked the section as illustration rather than lab steps.</w:t>
+            </w:r>
+          </w:p>
+        </w:tc>
+        <w:tc>
+          <w:tcPr>
+            <w:tcW w:type="dxa" w:w="2160"/>
+          </w:tcPr>
+          <w:p>
+            <w:r/>
+            <w:r>
+              <w:rPr>
+                <w:sz w:val="19"/>
+              </w:rPr>
+              <w:t>Jim Gan Chiu Liang (JL)</w:t>
+            </w:r>
+          </w:p>
+        </w:tc>
+      </w:tr>
     </w:tbl>
     <w:p>
       <w:r>
@@ -477,118 +883,12 @@
       </w:r>
     </w:p>
     <w:p>
-      <w:pPr>
-        <w:tabs>
-          <w:tab w:pos="9072" w:val="right" w:leader="dot"/>
-        </w:tabs>
-        <w:spacing w:after="60"/>
-      </w:pPr>
       <w:r>
-        <w:rPr>
-          <w:rFonts w:ascii="Arial" w:hAnsi="Arial"/>
-          <w:b/>
-          <w:color w:val="333333"/>
-          <w:sz w:val="22"/>
-        </w:rPr>
-        <w:t>Course Information</w:t>
-        <w:tab/>
-        <w:t>4</w:t>
-      </w:r>
-    </w:p>
-    <w:p>
-      <w:pPr>
-        <w:tabs>
-          <w:tab w:pos="9072" w:val="right" w:leader="dot"/>
-        </w:tabs>
-        <w:spacing w:after="60"/>
-      </w:pPr>
-      <w:r>
-        <w:rPr>
-          <w:rFonts w:ascii="Arial" w:hAnsi="Arial"/>
-          <w:b/>
-          <w:color w:val="333333"/>
-          <w:sz w:val="22"/>
-        </w:rPr>
-        <w:t>Learning Outcomes</w:t>
-        <w:tab/>
-        <w:t>4</w:t>
-      </w:r>
-    </w:p>
-    <w:p>
-      <w:pPr>
-        <w:tabs>
-          <w:tab w:pos="9072" w:val="right" w:leader="dot"/>
-        </w:tabs>
-        <w:spacing w:after="60"/>
-      </w:pPr>
-      <w:r>
-        <w:rPr>
-          <w:rFonts w:ascii="Arial" w:hAnsi="Arial"/>
-          <w:b/>
-          <w:color w:val="333333"/>
-          <w:sz w:val="22"/>
-        </w:rPr>
-        <w:t>Learning Reinforcement</w:t>
-        <w:tab/>
-        <w:t>4</w:t>
-      </w:r>
-    </w:p>
-    <w:p>
-      <w:pPr>
-        <w:tabs>
-          <w:tab w:pos="9072" w:val="right" w:leader="dot"/>
-        </w:tabs>
-        <w:spacing w:after="60"/>
-      </w:pPr>
-      <w:r>
-        <w:rPr>
-          <w:rFonts w:ascii="Arial" w:hAnsi="Arial"/>
-          <w:b/>
-          <w:color w:val="333333"/>
-          <w:sz w:val="22"/>
-        </w:rPr>
-        <w:t>Course Schedule</w:t>
-        <w:tab/>
-        <w:t>5</w:t>
-      </w:r>
-    </w:p>
-    <w:p>
-      <w:pPr>
-        <w:tabs>
-          <w:tab w:pos="9072" w:val="right" w:leader="dot"/>
-        </w:tabs>
-        <w:spacing w:after="60"/>
-        <w:ind w:left="432"/>
-      </w:pPr>
-      <w:r>
-        <w:rPr>
-          <w:rFonts w:ascii="Arial" w:hAnsi="Arial"/>
-          <w:b w:val="0"/>
-          <w:color w:val="333333"/>
-          <w:sz w:val="21"/>
-        </w:rPr>
-        <w:t>Day 1 — From governed Claude setup to a connected Lumina Living planning, analysis and automation workflow</w:t>
-        <w:tab/>
-        <w:t>5</w:t>
-      </w:r>
-    </w:p>
-    <w:p>
-      <w:pPr>
-        <w:tabs>
-          <w:tab w:pos="9072" w:val="right" w:leader="dot"/>
-        </w:tabs>
-        <w:spacing w:after="60"/>
-      </w:pPr>
-      <w:r>
-        <w:rPr>
-          <w:rFonts w:ascii="Arial" w:hAnsi="Arial"/>
-          <w:b/>
-          <w:color w:val="333333"/>
-          <w:sz w:val="22"/>
-        </w:rPr>
-        <w:t>Lab Reference (aligned to course topics)</w:t>
-        <w:tab/>
-        <w:t>6</w:t>
+        <w:fldChar w:fldCharType="begin"/>
+        <w:instrText xml:space="preserve">TOC \o "1-3" \h \z \u</w:instrText>
+        <w:fldChar w:fldCharType="separate"/>
+        <w:t>Right-click and choose “Update Field”, or press F9, to build the table of contents.</w:t>
+        <w:fldChar w:fldCharType="end"/>
       </w:r>
     </w:p>
     <w:p>
@@ -860,7 +1160,7 @@
         <w:rPr>
           <w:sz w:val="21"/>
         </w:rPr>
-        <w:t>LO1: Select the right Claude and Microsoft 365 operating surface for a governed company task.</w:t>
+        <w:t>LO1: Choose the right place to use Claude for an HR task.</w:t>
       </w:r>
     </w:p>
     <w:p>
@@ -871,7 +1171,7 @@
         <w:rPr>
           <w:sz w:val="21"/>
         </w:rPr>
-        <w:t>LO2: Connect approved Microsoft 365 context and map permissions, sources and evidence boundaries.</w:t>
+        <w:t>LO2: Decide what staff information Claude may read, and what it must never change.</w:t>
       </w:r>
     </w:p>
     <w:p>
@@ -882,7 +1182,7 @@
         <w:rPr>
           <w:sz w:val="21"/>
         </w:rPr>
-        <w:t>LO3: Direct Claude with an auditable prompt contract and a human approval gate.</w:t>
+        <w:t>LO3: Write a request that says what you want, what to use, what to leave alone and when to stop.</w:t>
       </w:r>
     </w:p>
     <w:p>
@@ -893,7 +1193,7 @@
         <w:rPr>
           <w:sz w:val="21"/>
         </w:rPr>
-        <w:t>LO4: Produce a decision-ready marketing plan in Word from approved company evidence.</w:t>
+        <w:t>LO4: Write a hiring plan in Word using only what the brief actually says.</w:t>
       </w:r>
     </w:p>
     <w:p>
@@ -904,7 +1204,7 @@
         <w:rPr>
           <w:sz w:val="21"/>
         </w:rPr>
-        <w:t>LO5: Develop an aligned strategic plan with choices, initiatives, owners, measures and risks.</w:t>
+        <w:t>LO5: Draft leave and flexible-work policy wording that flags every point needing legal review.</w:t>
       </w:r>
     </w:p>
     <w:p>
@@ -915,7 +1215,7 @@
         <w:rPr>
           <w:sz w:val="21"/>
         </w:rPr>
-        <w:t>LO6: Draft a sustainability report section and HR policy using source, legal and management review controls.</w:t>
+        <w:t>LO6: Build a headcount and turnover analysis in Excel using live formulas.</w:t>
       </w:r>
     </w:p>
     <w:p>
@@ -926,7 +1226,7 @@
         <w:rPr>
           <w:sz w:val="21"/>
         </w:rPr>
-        <w:t>LO7: Build a formula-driven financial analysis and executive dashboard in Excel.</w:t>
+        <w:t>LO7: Build a leadership update deck where every slide title states a conclusion.</w:t>
       </w:r>
     </w:p>
     <w:p>
@@ -937,7 +1237,7 @@
         <w:rPr>
           <w:sz w:val="21"/>
         </w:rPr>
-        <w:t>LO8: Create a highly visual strategic and marketing PowerPoint with native Excel charts and evidence traceability.</w:t>
+        <w:t>LO8: Sort the HR inbox and draft one reply ready for approval.</w:t>
       </w:r>
     </w:p>
     <w:p>
@@ -948,7 +1248,7 @@
         <w:rPr>
           <w:sz w:val="21"/>
         </w:rPr>
-        <w:t>LO9: Triage Outlook messages and prepare approval-based replies without bypassing the human send gate.</w:t>
+        <w:t>LO9: Have Claude read one folder and write a people summary that says where each fact came from.</w:t>
       </w:r>
     </w:p>
     <w:p>
@@ -959,7 +1259,7 @@
         <w:rPr>
           <w:sz w:val="21"/>
         </w:rPr>
-        <w:t>LO10: Use Claude Cowork with Microsoft 365 context to coordinate a multi-file planning workflow.</w:t>
+        <w:t>LO10: Automate a weekly people update on your own computer.</w:t>
       </w:r>
     </w:p>
     <w:p>
@@ -970,7 +1270,29 @@
         <w:rPr>
           <w:sz w:val="21"/>
         </w:rPr>
-        <w:t>LO11: Use Claude Code and approved connectors to update Excel, search Outlook and produce a daily management brief.</w:t>
+        <w:t>LO11: Save a working method as a Skill so the whole team applies the same standard.</w:t>
+      </w:r>
+    </w:p>
+    <w:p>
+      <w:pPr>
+        <w:pStyle w:val="ListBullet"/>
+      </w:pPr>
+      <w:r>
+        <w:rPr>
+          <w:sz w:val="21"/>
+        </w:rPr>
+        <w:t>LO12: Use the Microsoft 365 connector to find HR files stored in SharePoint.</w:t>
+      </w:r>
+    </w:p>
+    <w:p>
+      <w:pPr>
+        <w:pStyle w:val="ListBullet"/>
+      </w:pPr>
+      <w:r>
+        <w:rPr>
+          <w:sz w:val="21"/>
+        </w:rPr>
+        <w:t>LO13: Add a plugin, and judge when a task needs one and when it does not.</w:t>
       </w:r>
     </w:p>
     <w:p>
@@ -1038,7 +1360,7 @@
         <w:pStyle w:val="Heading2"/>
       </w:pPr>
       <w:r>
-        <w:t>Day 1 — From governed Claude setup to a connected Lumina Living planning, analysis and automation workflow</w:t>
+        <w:t>Day 1 — From setting up Claude to a complete Lumina Living HR workflow: hiring plan, policy wording, people numbers and the weekly update</w:t>
       </w:r>
     </w:p>
     <w:tbl>
@@ -1157,7 +1479,7 @@
                 <w:b w:val="0"/>
                 <w:sz w:val="19"/>
               </w:rPr>
-              <w:t>Welcome, course orientation, company scenario and environment readiness</w:t>
+              <w:t>Welcome, course orientation and the Lumina Living HR scenario</w:t>
             </w:r>
           </w:p>
         </w:tc>
@@ -1176,7 +1498,7 @@
                 <w:b/>
                 <w:sz w:val="19"/>
               </w:rPr>
-              <w:t>9:45–10:10</w:t>
+              <w:t>9:45–10:05</w:t>
             </w:r>
           </w:p>
         </w:tc>
@@ -1193,7 +1515,7 @@
                 <w:b w:val="0"/>
                 <w:sz w:val="19"/>
               </w:rPr>
-              <w:t>25 min</w:t>
+              <w:t>20 min</w:t>
             </w:r>
           </w:p>
         </w:tc>
@@ -1210,7 +1532,7 @@
                 <w:b/>
                 <w:sz w:val="19"/>
               </w:rPr>
-              <w:t>TOPIC 01 — Governed Foundations for Claude and Microsoft 365</w:t>
+              <w:t>TOPIC 01 — Getting Claude Ready for HR Work</w:t>
             </w:r>
           </w:p>
         </w:tc>
@@ -1228,7 +1550,7 @@
                 <w:b w:val="0"/>
                 <w:sz w:val="19"/>
               </w:rPr>
-              <w:t>10:10–11:15</w:t>
+              <w:t>10:05–11:15</w:t>
             </w:r>
           </w:p>
         </w:tc>
@@ -1244,7 +1566,7 @@
                 <w:b w:val="0"/>
                 <w:sz w:val="19"/>
               </w:rPr>
-              <w:t>65 min</w:t>
+              <w:t>70 min</w:t>
             </w:r>
           </w:p>
         </w:tc>
@@ -1260,7 +1582,7 @@
                 <w:b w:val="0"/>
                 <w:sz w:val="19"/>
               </w:rPr>
-              <w:t>Hands-on: Lab 1: Choose and Activate the Right Claude Surface; Lab 2: Connect Microsoft 365 Context and Map Permissions; Lab 3: Build an Auditable Prompt and Review Contract</w:t>
+              <w:t>Hands-on: Lab 0: Set Up Claude for Microsoft 365; Lab 1: Shortlist Candidates with AI Experience; Lab 2: Analyse Staff Data and Decide What Claude May Read</w:t>
             </w:r>
           </w:p>
         </w:tc>
@@ -1332,7 +1654,7 @@
                 <w:b/>
                 <w:sz w:val="19"/>
               </w:rPr>
-              <w:t>11:30–11:55</w:t>
+              <w:t>11:30–11:45</w:t>
             </w:r>
           </w:p>
         </w:tc>
@@ -1349,7 +1671,7 @@
                 <w:b w:val="0"/>
                 <w:sz w:val="19"/>
               </w:rPr>
-              <w:t>25 min</w:t>
+              <w:t>15 min</w:t>
             </w:r>
           </w:p>
         </w:tc>
@@ -1366,7 +1688,7 @@
                 <w:b/>
                 <w:sz w:val="19"/>
               </w:rPr>
-              <w:t>TOPIC 02 — Company Planning, Reporting and Policy Work</w:t>
+              <w:t>TOPIC 02 — Hiring Plans, Policies and Staff Documents</w:t>
             </w:r>
           </w:p>
         </w:tc>
@@ -1384,7 +1706,7 @@
                 <w:b w:val="0"/>
                 <w:sz w:val="19"/>
               </w:rPr>
-              <w:t>11:55–13:10</w:t>
+              <w:t>11:45–13:00</w:t>
             </w:r>
           </w:p>
         </w:tc>
@@ -1416,7 +1738,7 @@
                 <w:b w:val="0"/>
                 <w:sz w:val="19"/>
               </w:rPr>
-              <w:t>Hands-on: Lab 4: Create a Company Marketing Plan in Word; Lab 5: Develop a Strategic Plan with Owners and Measures; Lab 6: Draft Sustainability Reporting and HR Policy</w:t>
+              <w:t>Hands-on: Lab 3: Ask Claude Clearly; Lab 4: Write a Hiring Plan in Word; Lab 5: Build an HR Policy Skill from Your Real Policies</w:t>
             </w:r>
           </w:p>
         </w:tc>
@@ -1435,7 +1757,7 @@
                 <w:b w:val="0"/>
                 <w:sz w:val="19"/>
               </w:rPr>
-              <w:t>13:10–14:10</w:t>
+              <w:t>13:00–14:00</w:t>
             </w:r>
           </w:p>
         </w:tc>
@@ -1488,7 +1810,7 @@
                 <w:b/>
                 <w:sz w:val="19"/>
               </w:rPr>
-              <w:t>14:10–14:35</w:t>
+              <w:t>14:00–14:15</w:t>
             </w:r>
           </w:p>
         </w:tc>
@@ -1505,7 +1827,7 @@
                 <w:b w:val="0"/>
                 <w:sz w:val="19"/>
               </w:rPr>
-              <w:t>25 min</w:t>
+              <w:t>15 min</w:t>
             </w:r>
           </w:p>
         </w:tc>
@@ -1522,7 +1844,7 @@
                 <w:b/>
                 <w:sz w:val="19"/>
               </w:rPr>
-              <w:t>TOPIC 03 — Financial Analysis and Executive Storytelling</w:t>
+              <w:t>TOPIC 03 — People Numbers and Reporting to Leadership</w:t>
             </w:r>
           </w:p>
         </w:tc>
@@ -1540,7 +1862,7 @@
                 <w:b w:val="0"/>
                 <w:sz w:val="19"/>
               </w:rPr>
-              <w:t>14:35–15:25</w:t>
+              <w:t>14:15–15:30</w:t>
             </w:r>
           </w:p>
         </w:tc>
@@ -1556,7 +1878,7 @@
                 <w:b w:val="0"/>
                 <w:sz w:val="19"/>
               </w:rPr>
-              <w:t>50 min</w:t>
+              <w:t>75 min</w:t>
             </w:r>
           </w:p>
         </w:tc>
@@ -1572,7 +1894,7 @@
                 <w:b w:val="0"/>
                 <w:sz w:val="19"/>
               </w:rPr>
-              <w:t>Hands-on: Lab 7: Build Financial Analysis and an Excel Dashboard</w:t>
+              <w:t>Hands-on: Lab 6: Build a Headcount Analysis in Excel; Lab 7: Build a Leadership Deck Two Ways; Lab 8: Sort the HR Inbox and Draft One Reply</w:t>
             </w:r>
           </w:p>
         </w:tc>
@@ -1591,7 +1913,7 @@
                 <w:b w:val="0"/>
                 <w:sz w:val="19"/>
               </w:rPr>
-              <w:t>15:25–15:40</w:t>
+              <w:t>15:30–15:45</w:t>
             </w:r>
           </w:p>
         </w:tc>
@@ -1634,56 +1956,6 @@
         <w:tc>
           <w:tcPr>
             <w:tcW w:type="dxa" w:w="1656"/>
-          </w:tcPr>
-          <w:p>
-            <w:r/>
-            <w:r>
-              <w:rPr>
-                <w:rFonts w:ascii="Arial" w:hAnsi="Arial"/>
-                <w:b w:val="0"/>
-                <w:sz w:val="19"/>
-              </w:rPr>
-              <w:t>15:40–16:20</w:t>
-            </w:r>
-          </w:p>
-        </w:tc>
-        <w:tc>
-          <w:tcPr>
-            <w:tcW w:type="dxa" w:w="1296"/>
-          </w:tcPr>
-          <w:p>
-            <w:r/>
-            <w:r>
-              <w:rPr>
-                <w:rFonts w:ascii="Arial" w:hAnsi="Arial"/>
-                <w:b w:val="0"/>
-                <w:sz w:val="19"/>
-              </w:rPr>
-              <w:t>40 min</w:t>
-            </w:r>
-          </w:p>
-        </w:tc>
-        <w:tc>
-          <w:tcPr>
-            <w:tcW w:type="dxa" w:w="6840"/>
-          </w:tcPr>
-          <w:p>
-            <w:r/>
-            <w:r>
-              <w:rPr>
-                <w:rFonts w:ascii="Arial" w:hAnsi="Arial"/>
-                <w:b w:val="0"/>
-                <w:sz w:val="19"/>
-              </w:rPr>
-              <w:t>Hands-on: Lab 8: Create an Executive Strategy and Marketing Deck</w:t>
-            </w:r>
-          </w:p>
-        </w:tc>
-      </w:tr>
-      <w:tr>
-        <w:tc>
-          <w:tcPr>
-            <w:tcW w:type="dxa" w:w="1656"/>
             <w:shd w:val="clear" w:color="auto" w:fill="E8F0FE"/>
           </w:tcPr>
           <w:p>
@@ -1694,7 +1966,7 @@
                 <w:b/>
                 <w:sz w:val="19"/>
               </w:rPr>
-              <w:t>16:20–16:40</w:t>
+              <w:t>15:45–16:00</w:t>
             </w:r>
           </w:p>
         </w:tc>
@@ -1711,7 +1983,7 @@
                 <w:b w:val="0"/>
                 <w:sz w:val="19"/>
               </w:rPr>
-              <w:t>20 min</w:t>
+              <w:t>15 min</w:t>
             </w:r>
           </w:p>
         </w:tc>
@@ -1728,7 +2000,7 @@
                 <w:b/>
                 <w:sz w:val="19"/>
               </w:rPr>
-              <w:t>TOPIC 04 — Agentic Coordination with Outlook, Cowork and Claude Code</w:t>
+              <w:t>TOPIC 04 — Staff Questions, Repeatable Work and Advanced Claude</w:t>
             </w:r>
           </w:p>
         </w:tc>
@@ -1746,7 +2018,7 @@
                 <w:b w:val="0"/>
                 <w:sz w:val="19"/>
               </w:rPr>
-              <w:t>16:40–17:10</w:t>
+              <w:t>16:00–17:00</w:t>
             </w:r>
           </w:p>
         </w:tc>
@@ -1762,7 +2034,7 @@
                 <w:b w:val="0"/>
                 <w:sz w:val="19"/>
               </w:rPr>
-              <w:t>30 min</w:t>
+              <w:t>60 min</w:t>
             </w:r>
           </w:p>
         </w:tc>
@@ -1778,7 +2050,7 @@
                 <w:b w:val="0"/>
                 <w:sz w:val="19"/>
               </w:rPr>
-              <w:t>Hands-on: Lab 9: Triage and Prepare Approved Outlook Replies</w:t>
+              <w:t>Hands-on: Lab 9: Read a Whole Folder and Write the Summary; Lab 11: Build a Daily HR Routine with Cowork; Lab 10: Draft an Outlook Reply with Claude in Chrome</w:t>
             </w:r>
           </w:p>
         </w:tc>
@@ -1796,7 +2068,7 @@
                 <w:b w:val="0"/>
                 <w:sz w:val="19"/>
               </w:rPr>
-              <w:t>17:10–17:45</w:t>
+              <w:t>17:00–18:15</w:t>
             </w:r>
           </w:p>
         </w:tc>
@@ -1812,7 +2084,7 @@
                 <w:b w:val="0"/>
                 <w:sz w:val="19"/>
               </w:rPr>
-              <w:t>35 min</w:t>
+              <w:t>75 min</w:t>
             </w:r>
           </w:p>
         </w:tc>
@@ -1828,57 +2100,7 @@
                 <w:b w:val="0"/>
                 <w:sz w:val="19"/>
               </w:rPr>
-              <w:t>Hands-on: Lab 10: Coordinate the Planning Pack with Claude Cowork</w:t>
-            </w:r>
-          </w:p>
-        </w:tc>
-      </w:tr>
-      <w:tr>
-        <w:tc>
-          <w:tcPr>
-            <w:tcW w:type="dxa" w:w="1656"/>
-          </w:tcPr>
-          <w:p>
-            <w:r/>
-            <w:r>
-              <w:rPr>
-                <w:rFonts w:ascii="Arial" w:hAnsi="Arial"/>
-                <w:b w:val="0"/>
-                <w:sz w:val="19"/>
-              </w:rPr>
-              <w:t>17:45–18:15</w:t>
-            </w:r>
-          </w:p>
-        </w:tc>
-        <w:tc>
-          <w:tcPr>
-            <w:tcW w:type="dxa" w:w="1296"/>
-          </w:tcPr>
-          <w:p>
-            <w:r/>
-            <w:r>
-              <w:rPr>
-                <w:rFonts w:ascii="Arial" w:hAnsi="Arial"/>
-                <w:b w:val="0"/>
-                <w:sz w:val="19"/>
-              </w:rPr>
-              <w:t>30 min</w:t>
-            </w:r>
-          </w:p>
-        </w:tc>
-        <w:tc>
-          <w:tcPr>
-            <w:tcW w:type="dxa" w:w="6840"/>
-          </w:tcPr>
-          <w:p>
-            <w:r/>
-            <w:r>
-              <w:rPr>
-                <w:rFonts w:ascii="Arial" w:hAnsi="Arial"/>
-                <w:b w:val="0"/>
-                <w:sz w:val="19"/>
-              </w:rPr>
-              <w:t>Hands-on: Lab 11: Automate Excel, Outlook and a Daily Brief with Claude Code</w:t>
+              <w:t>Hands-on: Lab 15: Use the Skill from Word Without Opening Excel; Lab 12: Automate an HR Pipeline with a Project; Lab 13: Add Skills and Connectors to the Project; Lab 14: Upload a Shared Skill for Slides</w:t>
             </w:r>
           </w:p>
         </w:tc>
@@ -2036,7 +2258,7 @@
                 <w:b/>
                 <w:sz w:val="19"/>
               </w:rPr>
-              <w:t>Topic 01: Governed Foundations for Claude and Microsoft 365</w:t>
+              <w:t>Topic 01: Getting Claude Ready for HR Work</w:t>
             </w:r>
           </w:p>
         </w:tc>
@@ -2069,7 +2291,7 @@
                 <w:b w:val="0"/>
                 <w:sz w:val="19"/>
               </w:rPr>
-              <w:t>Lab 1, Lab 2, Lab 3</w:t>
+              <w:t>Lab 0, Lab 1, Lab 2, Lab 3</w:t>
             </w:r>
           </w:p>
         </w:tc>
@@ -2088,7 +2310,7 @@
                 <w:b/>
                 <w:sz w:val="19"/>
               </w:rPr>
-              <w:t>Topic 02: Company Planning, Reporting and Policy Work</w:t>
+              <w:t>Topic 02: Hiring Plans, Policies and Staff Documents</w:t>
             </w:r>
           </w:p>
         </w:tc>
@@ -2121,7 +2343,7 @@
                 <w:b w:val="0"/>
                 <w:sz w:val="19"/>
               </w:rPr>
-              <w:t>Lab 4, Lab 5, Lab 6</w:t>
+              <w:t>Lab 4, Lab 5</w:t>
             </w:r>
           </w:p>
         </w:tc>
@@ -2140,7 +2362,7 @@
                 <w:b/>
                 <w:sz w:val="19"/>
               </w:rPr>
-              <w:t>Topic 03: Financial Analysis and Executive Storytelling</w:t>
+              <w:t>Topic 03: People Numbers and Reporting to Leadership</w:t>
             </w:r>
           </w:p>
         </w:tc>
@@ -2173,7 +2395,7 @@
                 <w:b w:val="0"/>
                 <w:sz w:val="19"/>
               </w:rPr>
-              <w:t>Lab 7, Lab 8</w:t>
+              <w:t>Lab 6, Lab 7</w:t>
             </w:r>
           </w:p>
         </w:tc>
@@ -2192,7 +2414,7 @@
                 <w:b/>
                 <w:sz w:val="19"/>
               </w:rPr>
-              <w:t>Topic 04: Agentic Coordination with Outlook, Cowork and Claude Code</w:t>
+              <w:t>Topic 04: Staff Questions, Repeatable Work and Advanced Claude</w:t>
             </w:r>
           </w:p>
         </w:tc>
@@ -2225,7 +2447,7 @@
                 <w:b w:val="0"/>
                 <w:sz w:val="19"/>
               </w:rPr>
-              <w:t>Lab 9, Lab 10, Lab 11</w:t>
+              <w:t>Lab 15, Lab 8, Lab 9, Lab 11, Lab 12, Lab 10, Lab 13, Lab 14</w:t>
             </w:r>
           </w:p>
         </w:tc>

--- a/courseware/LP-Claude Microsoft 365 Masterclass (C197).docx
+++ b/courseware/LP-Claude Microsoft 365 Masterclass (C197).docx
@@ -336,7 +336,7 @@
               <w:rPr>
                 <w:sz w:val="19"/>
               </w:rPr>
-              <w:t>Jim Gan Chiu Liang (JL)</w:t>
+              <w:t>Dr. Alfred Ang</w:t>
             </w:r>
           </w:p>
         </w:tc>
@@ -394,7 +394,7 @@
               <w:rPr>
                 <w:sz w:val="19"/>
               </w:rPr>
-              <w:t>Jim Gan Chiu Liang (JL)</w:t>
+              <w:t>Dr. Alfred Ang</w:t>
             </w:r>
           </w:p>
         </w:tc>
@@ -452,7 +452,7 @@
               <w:rPr>
                 <w:sz w:val="19"/>
               </w:rPr>
-              <w:t>Jim Gan Chiu Liang (JL)</w:t>
+              <w:t>Dr. Alfred Ang</w:t>
             </w:r>
           </w:p>
         </w:tc>
@@ -510,7 +510,7 @@
               <w:rPr>
                 <w:sz w:val="19"/>
               </w:rPr>
-              <w:t>Jim Gan Chiu Liang (JL)</w:t>
+              <w:t>Dr. Alfred Ang</w:t>
             </w:r>
           </w:p>
         </w:tc>
@@ -568,7 +568,7 @@
               <w:rPr>
                 <w:sz w:val="19"/>
               </w:rPr>
-              <w:t>Jim Gan Chiu Liang (JL)</w:t>
+              <w:t>Dr. Alfred Ang</w:t>
             </w:r>
           </w:p>
         </w:tc>
@@ -626,7 +626,7 @@
               <w:rPr>
                 <w:sz w:val="19"/>
               </w:rPr>
-              <w:t>Jim Gan Chiu Liang (JL)</w:t>
+              <w:t>Dr. Alfred Ang</w:t>
             </w:r>
           </w:p>
         </w:tc>
@@ -684,7 +684,7 @@
               <w:rPr>
                 <w:sz w:val="19"/>
               </w:rPr>
-              <w:t>Jim Gan Chiu Liang (JL)</w:t>
+              <w:t>Dr. Alfred Ang</w:t>
             </w:r>
           </w:p>
         </w:tc>
@@ -742,7 +742,7 @@
               <w:rPr>
                 <w:sz w:val="19"/>
               </w:rPr>
-              <w:t>Jim Gan Chiu Liang (JL)</w:t>
+              <w:t>Dr. Alfred Ang</w:t>
             </w:r>
           </w:p>
         </w:tc>
@@ -800,7 +800,7 @@
               <w:rPr>
                 <w:sz w:val="19"/>
               </w:rPr>
-              <w:t>Jim Gan Chiu Liang (JL)</w:t>
+              <w:t>Dr. Alfred Ang</w:t>
             </w:r>
           </w:p>
         </w:tc>
@@ -858,7 +858,7 @@
               <w:rPr>
                 <w:sz w:val="19"/>
               </w:rPr>
-              <w:t>Jim Gan Chiu Liang (JL)</w:t>
+              <w:t>Dr. Alfred Ang</w:t>
             </w:r>
           </w:p>
         </w:tc>
@@ -1133,7 +1133,7 @@
               <w:rPr>
                 <w:sz w:val="20"/>
               </w:rPr>
-              <w:t>Jim Gan Chiu Liang (JL)</w:t>
+              <w:t>Dr. Alfred Ang</w:t>
             </w:r>
           </w:p>
         </w:tc>
